--- a/testakten/gesellschaftsgruender-ki-krypto-startup-berlin-musterprotokoll/10_geschaeftsfuehrer_bestellung_181_bgb.docx
+++ b/testakten/gesellschaftsgruender-ki-krypto-startup-berlin-musterprotokoll/10_geschaeftsfuehrer_bestellung_181_bgb.docx
@@ -5,10 +5,13 @@
     <w:p>
       <w:pPr>
         <w:pStyle w:val="Heading1"/>
+        <w:spacing w:after="160" w:line="259" w:lineRule="auto"/>
       </w:pPr>
       <w:r>
         <w:rPr>
           <w:rFonts w:ascii="Times New Roman" w:hAnsi="Times New Roman"/>
+          <w:b/>
+          <w:sz w:val="28"/>
         </w:rPr>
         <w:t>Geschäftsführer-Bestellung, Befreiung Paragraph 181 BGB und Geschäftsführerordnung</w:t>
       </w:r>
@@ -16,16 +19,20 @@
     <w:p>
       <w:pPr>
         <w:pStyle w:val="Heading2"/>
+        <w:spacing w:before="120" w:after="60" w:line="259" w:lineRule="auto"/>
       </w:pPr>
       <w:r>
         <w:rPr>
           <w:rFonts w:ascii="Times New Roman" w:hAnsi="Times New Roman"/>
+          <w:b/>
+          <w:sz w:val="22"/>
         </w:rPr>
         <w:t>1. Bestellung der Geschäftsführerin</w:t>
       </w:r>
     </w:p>
     <w:p>
       <w:pPr>
+        <w:spacing w:line="259" w:lineRule="auto" w:after="60"/>
         <w:jc w:val="left"/>
       </w:pPr>
       <w:r>
@@ -43,31 +50,50 @@
     </w:p>
     <w:p>
       <w:pPr>
+        <w:spacing w:before="120" w:after="60" w:line="259" w:lineRule="auto"/>
         <w:jc w:val="left"/>
       </w:pPr>
       <w:r>
+        <w:rPr>
+          <w:rFonts w:ascii="Times New Roman" w:hAnsi="Times New Roman"/>
+          <w:b/>
+          <w:sz w:val="22"/>
+        </w:rPr>
         <w:t>Wesentliche Eckpunkte:</w:t>
       </w:r>
     </w:p>
     <w:p>
       <w:pPr>
         <w:pStyle w:val="ListBullet"/>
+        <w:spacing w:before="120" w:after="60" w:line="259" w:lineRule="auto"/>
       </w:pPr>
       <w:r>
+        <w:rPr>
+          <w:rFonts w:ascii="Times New Roman" w:hAnsi="Times New Roman"/>
+          <w:b/>
+          <w:sz w:val="22"/>
+        </w:rPr>
         <w:t>Einzelvertretungsberechtigung</w:t>
       </w:r>
     </w:p>
     <w:p>
       <w:pPr>
         <w:pStyle w:val="ListBullet"/>
+        <w:spacing w:before="120" w:after="60" w:line="259" w:lineRule="auto"/>
       </w:pPr>
       <w:r>
+        <w:rPr>
+          <w:rFonts w:ascii="Times New Roman" w:hAnsi="Times New Roman"/>
+          <w:b/>
+          <w:sz w:val="22"/>
+        </w:rPr>
         <w:t>Befreiung von Paragraph 181 BGB (Insichgeschäft und Mehrvertretung)</w:t>
       </w:r>
     </w:p>
     <w:p>
       <w:pPr>
         <w:pStyle w:val="ListBullet"/>
+        <w:spacing w:line="259" w:lineRule="auto" w:after="60"/>
       </w:pPr>
       <w:r>
         <w:t>Bestellung auf unbestimmte Zeit, Abberufung nach Paragraph 38 GmbHG durch Beschluss der Gesellschafterversammlung</w:t>
@@ -76,6 +102,7 @@
     <w:p>
       <w:pPr>
         <w:pStyle w:val="ListBullet"/>
+        <w:spacing w:line="259" w:lineRule="auto" w:after="60"/>
       </w:pPr>
       <w:r>
         <w:t>separater Geschäftsführerdienstvertrag, Inhalt und Vergütung nicht Teil der Satzung</w:t>
@@ -84,6 +111,7 @@
     <w:p>
       <w:pPr>
         <w:pStyle w:val="Heading2"/>
+        <w:spacing w:line="259" w:lineRule="auto" w:after="60"/>
       </w:pPr>
       <w:r>
         <w:rPr>
@@ -94,6 +122,7 @@
     </w:p>
     <w:p>
       <w:pPr>
+        <w:spacing w:line="259" w:lineRule="auto" w:after="60"/>
         <w:jc w:val="left"/>
       </w:pPr>
       <w:r>
@@ -102,6 +131,7 @@
     </w:p>
     <w:p>
       <w:pPr>
+        <w:spacing w:line="259" w:lineRule="auto" w:after="60"/>
         <w:jc w:val="left"/>
       </w:pPr>
       <w:r>
@@ -111,6 +141,7 @@
     <w:p>
       <w:pPr>
         <w:pStyle w:val="ListBullet"/>
+        <w:spacing w:line="259" w:lineRule="auto" w:after="60"/>
       </w:pPr>
       <w:r>
         <w:t>ihren eigenen Geschäftsführerdienstvertrag mit der Gesellschaft abzuschließen</w:t>
@@ -119,6 +150,7 @@
     <w:p>
       <w:pPr>
         <w:pStyle w:val="ListBullet"/>
+        <w:spacing w:line="259" w:lineRule="auto" w:after="60"/>
       </w:pPr>
       <w:r>
         <w:t>als Geschäftsführerin Verträge zwischen der Gesellschaft und ihr selbst (z.B. Auslagenerstattung, Spesen) abzuschließen</w:t>
@@ -127,6 +159,7 @@
     <w:p>
       <w:pPr>
         <w:pStyle w:val="ListBullet"/>
+        <w:spacing w:line="259" w:lineRule="auto" w:after="60"/>
       </w:pPr>
       <w:r>
         <w:t>als Geschäftsführerin Verträge zwischen der Gesellschaft und Unternehmen, an denen sie beteiligt ist, abzuschließen</w:t>
@@ -134,6 +167,7 @@
     </w:p>
     <w:p>
       <w:pPr>
+        <w:spacing w:line="259" w:lineRule="auto" w:after="60"/>
         <w:jc w:val="left"/>
       </w:pPr>
       <w:r>
@@ -143,6 +177,7 @@
     <w:p>
       <w:pPr>
         <w:pStyle w:val="Heading2"/>
+        <w:spacing w:line="259" w:lineRule="auto" w:after="60"/>
       </w:pPr>
       <w:r>
         <w:rPr>
@@ -153,6 +188,7 @@
     </w:p>
     <w:p>
       <w:pPr>
+        <w:spacing w:line="259" w:lineRule="auto" w:after="60"/>
         <w:jc w:val="left"/>
       </w:pPr>
       <w:r>
@@ -171,6 +207,7 @@
     <w:p>
       <w:pPr>
         <w:pStyle w:val="ListBullet"/>
+        <w:spacing w:line="259" w:lineRule="auto" w:after="60"/>
       </w:pPr>
       <w:r>
         <w:t>Treuepflichten gegenüber der Gesellschaft</w:t>
@@ -179,6 +216,7 @@
     <w:p>
       <w:pPr>
         <w:pStyle w:val="ListBullet"/>
+        <w:spacing w:line="259" w:lineRule="auto" w:after="60"/>
       </w:pPr>
       <w:r>
         <w:t>Schadensersatzpflichten bei pflichtwidrigem Handeln (Paragraph 43 GmbHG)</w:t>
@@ -187,6 +225,7 @@
     <w:p>
       <w:pPr>
         <w:pStyle w:val="ListBullet"/>
+        <w:spacing w:line="259" w:lineRule="auto" w:after="60"/>
       </w:pPr>
       <w:r>
         <w:t>Zustimmungsvorbehalte der Gesellschafterversammlung (siehe Geschäftsführerordnung)</w:t>
@@ -195,6 +234,7 @@
     <w:p>
       <w:pPr>
         <w:pStyle w:val="ListBullet"/>
+        <w:spacing w:line="259" w:lineRule="auto" w:after="60"/>
       </w:pPr>
       <w:r>
         <w:t>Berichts- und Dokumentationspflichten</w:t>
@@ -202,6 +242,7 @@
     </w:p>
     <w:p>
       <w:pPr>
+        <w:spacing w:line="259" w:lineRule="auto" w:after="60"/>
         <w:jc w:val="left"/>
       </w:pPr>
       <w:r>
@@ -211,6 +252,7 @@
     <w:p>
       <w:pPr>
         <w:pStyle w:val="Heading2"/>
+        <w:spacing w:line="259" w:lineRule="auto" w:after="60"/>
       </w:pPr>
       <w:r>
         <w:rPr>
@@ -221,6 +263,7 @@
     </w:p>
     <w:p>
       <w:pPr>
+        <w:spacing w:line="259" w:lineRule="auto" w:after="60"/>
         <w:jc w:val="left"/>
       </w:pPr>
       <w:r>
@@ -239,6 +282,7 @@
     <w:p>
       <w:pPr>
         <w:pStyle w:val="Heading3"/>
+        <w:spacing w:line="259" w:lineRule="auto" w:after="60"/>
       </w:pPr>
       <w:r>
         <w:rPr>
@@ -249,6 +293,7 @@
     </w:p>
     <w:p>
       <w:pPr>
+        <w:spacing w:line="259" w:lineRule="auto" w:after="60"/>
         <w:jc w:val="left"/>
       </w:pPr>
       <w:r>
@@ -258,6 +303,7 @@
     <w:p>
       <w:pPr>
         <w:pStyle w:val="ListNumber"/>
+        <w:spacing w:line="259" w:lineRule="auto" w:after="60"/>
       </w:pPr>
       <w:r>
         <w:t xml:space="preserve">Verträge mit einem jährlichen Volumen oder einem Einmalvolumen über </w:t>
@@ -272,6 +318,7 @@
     <w:p>
       <w:pPr>
         <w:pStyle w:val="ListNumber"/>
+        <w:spacing w:line="259" w:lineRule="auto" w:after="60"/>
       </w:pPr>
       <w:r>
         <w:t>Aufnahme von Fremdkapital</w:t>
@@ -280,6 +327,7 @@
     <w:p>
       <w:pPr>
         <w:pStyle w:val="ListNumber"/>
+        <w:spacing w:line="259" w:lineRule="auto" w:after="60"/>
       </w:pPr>
       <w:r>
         <w:t>Erteilung von Bürgschaften, Garantien, Patronatserklärungen</w:t>
@@ -288,6 +336,7 @@
     <w:p>
       <w:pPr>
         <w:pStyle w:val="ListNumber"/>
+        <w:spacing w:line="259" w:lineRule="auto" w:after="60"/>
       </w:pPr>
       <w:r>
         <w:t>Einstellung oder Kündigung von Mitarbeitern mit einem Bruttojahresgehalt über 60.000 EUR</w:t>
@@ -296,6 +345,7 @@
     <w:p>
       <w:pPr>
         <w:pStyle w:val="ListNumber"/>
+        <w:spacing w:line="259" w:lineRule="auto" w:after="60"/>
       </w:pPr>
       <w:r>
         <w:t>Abschluss, Änderung oder Beendigung von Verträgen mit Gesellschaftern oder nahestehenden Personen</w:t>
@@ -304,6 +354,7 @@
     <w:p>
       <w:pPr>
         <w:pStyle w:val="ListNumber"/>
+        <w:spacing w:line="259" w:lineRule="auto" w:after="60"/>
       </w:pPr>
       <w:r>
         <w:t>Verträge über Token-Emissionen oder die Ausgabe von Krypto-Werten</w:t>
@@ -312,6 +363,7 @@
     <w:p>
       <w:pPr>
         <w:pStyle w:val="ListNumber"/>
+        <w:spacing w:line="259" w:lineRule="auto" w:after="60"/>
       </w:pPr>
       <w:r>
         <w:t>Verträge mit einer Laufzeit über 24 Monate, sofern nicht ordentlich kündbar</w:t>
@@ -320,6 +372,7 @@
     <w:p>
       <w:pPr>
         <w:pStyle w:val="Heading3"/>
+        <w:spacing w:line="259" w:lineRule="auto" w:after="60"/>
       </w:pPr>
       <w:r>
         <w:rPr>
@@ -330,6 +383,7 @@
     </w:p>
     <w:p>
       <w:pPr>
+        <w:spacing w:line="259" w:lineRule="auto" w:after="60"/>
         <w:jc w:val="left"/>
       </w:pPr>
       <w:r>
@@ -339,6 +393,7 @@
     <w:p>
       <w:pPr>
         <w:pStyle w:val="Heading3"/>
+        <w:spacing w:line="259" w:lineRule="auto" w:after="60"/>
       </w:pPr>
       <w:r>
         <w:rPr>
@@ -349,6 +404,7 @@
     </w:p>
     <w:p>
       <w:pPr>
+        <w:spacing w:line="259" w:lineRule="auto" w:after="60"/>
         <w:jc w:val="left"/>
       </w:pPr>
       <w:r>
@@ -358,6 +414,7 @@
     <w:p>
       <w:pPr>
         <w:pStyle w:val="Heading3"/>
+        <w:spacing w:line="259" w:lineRule="auto" w:after="60"/>
       </w:pPr>
       <w:r>
         <w:rPr>
@@ -368,6 +425,7 @@
     </w:p>
     <w:p>
       <w:pPr>
+        <w:spacing w:line="259" w:lineRule="auto" w:after="60"/>
         <w:jc w:val="left"/>
       </w:pPr>
       <w:r>
@@ -509,6 +567,7 @@
     </w:tbl>
     <w:p>
       <w:pPr>
+        <w:spacing w:line="259" w:lineRule="auto" w:after="60"/>
         <w:jc w:val="left"/>
       </w:pPr>
       <w:r>
@@ -518,6 +577,7 @@
     <w:p>
       <w:pPr>
         <w:pStyle w:val="Heading2"/>
+        <w:spacing w:line="259" w:lineRule="auto" w:after="60"/>
       </w:pPr>
       <w:r>
         <w:rPr>
@@ -528,6 +588,7 @@
     </w:p>
     <w:p>
       <w:pPr>
+        <w:spacing w:line="259" w:lineRule="auto" w:after="60"/>
         <w:jc w:val="left"/>
       </w:pPr>
       <w:r>
@@ -546,6 +607,7 @@
     <w:p>
       <w:pPr>
         <w:pStyle w:val="Heading2"/>
+        <w:spacing w:line="259" w:lineRule="auto" w:after="60"/>
       </w:pPr>
       <w:r>
         <w:rPr>
@@ -556,6 +618,7 @@
     </w:p>
     <w:p>
       <w:pPr>
+        <w:spacing w:line="259" w:lineRule="auto" w:after="60"/>
         <w:jc w:val="left"/>
       </w:pPr>
       <w:r>
@@ -847,6 +910,7 @@
     </w:tbl>
     <w:p>
       <w:pPr>
+        <w:spacing w:line="259" w:lineRule="auto" w:after="60"/>
         <w:jc w:val="left"/>
       </w:pPr>
       <w:r>
@@ -856,6 +920,7 @@
     <w:p>
       <w:pPr>
         <w:pStyle w:val="Heading2"/>
+        <w:spacing w:line="259" w:lineRule="auto" w:after="60"/>
       </w:pPr>
       <w:r>
         <w:rPr>
@@ -866,6 +931,7 @@
     </w:p>
     <w:p>
       <w:pPr>
+        <w:spacing w:line="259" w:lineRule="auto" w:after="60"/>
         <w:jc w:val="left"/>
       </w:pPr>
       <w:r>
@@ -874,6 +940,7 @@
     </w:p>
     <w:p>
       <w:pPr>
+        <w:spacing w:line="259" w:lineRule="auto" w:after="60"/>
         <w:ind w:left="567"/>
       </w:pPr>
       <w:r>
@@ -886,6 +953,7 @@
     <w:p>
       <w:pPr>
         <w:pStyle w:val="Heading2"/>
+        <w:spacing w:line="259" w:lineRule="auto" w:after="60"/>
       </w:pPr>
       <w:r>
         <w:rPr>
@@ -896,15 +964,21 @@
     </w:p>
     <w:p>
       <w:pPr>
+        <w:spacing w:line="259" w:lineRule="auto" w:after="60"/>
         <w:jc w:val="left"/>
       </w:pPr>
       <w:r>
         <w:t>Das Gesetz zur Modernisierung des Personengesellschaftsrechts (MoPeG) hat 2024 vor allem das Recht der GbR umgestaltet. Für die GmbH ergibt sich daraus keine unmittelbare Änderung in der Geschäftsführerstellung. Hinzuweisen ist aber auf das eGbR und das Gesellschaftsregister — falls die Gesellschaft später eine GbR als Tochter aufbaut, ist diese im neuen Gesellschaftsregister zu führen.</w:t>
       </w:r>
     </w:p>
-    <w:p/>
     <w:p>
       <w:pPr>
+        <w:spacing w:line="259" w:lineRule="auto" w:after="60"/>
+      </w:pPr>
+    </w:p>
+    <w:p>
+      <w:pPr>
+        <w:spacing w:line="259" w:lineRule="auto" w:after="60"/>
         <w:jc w:val="left"/>
       </w:pPr>
       <w:r>
@@ -913,6 +987,7 @@
     </w:p>
     <w:p>
       <w:pPr>
+        <w:spacing w:line="259" w:lineRule="auto" w:after="60"/>
         <w:jc w:val="left"/>
       </w:pPr>
       <w:r>
@@ -920,13 +995,58 @@
       </w:r>
     </w:p>
     <w:sectPr>
+      <w:headerReference w:type="default" r:id="rId9"/>
+      <w:footerReference w:type="default" r:id="rId10"/>
       <w:pgSz w:w="11906" w:h="16838"/>
-      <w:pgMar w:top="1417" w:right="1417" w:bottom="1417" w:left="1417" w:header="720" w:footer="720" w:gutter="0"/>
+      <w:pgMar w:top="1191" w:right="1247" w:bottom="1134" w:left="1361" w:header="720" w:footer="720" w:gutter="0"/>
       <w:cols w:space="720"/>
       <w:docGrid w:linePitch="360"/>
     </w:sectPr>
   </w:body>
 </w:document>
+</file>
+
+<file path=word/footer1.xml><?xml version="1.0" encoding="utf-8"?>
+<w:ftr xmlns:m="http://schemas.openxmlformats.org/officeDocument/2006/math" xmlns:mc="http://schemas.openxmlformats.org/markup-compatibility/2006" xmlns:mo="http://schemas.microsoft.com/office/mac/office/2008/main" xmlns:mv="urn:schemas-microsoft-com:mac:vml" xmlns:o="urn:schemas-microsoft-com:office:office" xmlns:r="http://schemas.openxmlformats.org/officeDocument/2006/relationships" xmlns:v="urn:schemas-microsoft-com:vml" xmlns:w10="urn:schemas-microsoft-com:office:word" xmlns:w14="http://schemas.microsoft.com/office/word/2010/wordml" xmlns:w="http://schemas.openxmlformats.org/wordprocessingml/2006/main" xmlns:wne="http://schemas.microsoft.com/office/word/2006/wordml" xmlns:wp14="http://schemas.microsoft.com/office/word/2010/wordprocessingDrawing" xmlns:wp="http://schemas.openxmlformats.org/drawingml/2006/wordprocessingDrawing" xmlns:wpc="http://schemas.microsoft.com/office/word/2010/wordprocessingCanvas" xmlns:wpg="http://schemas.microsoft.com/office/word/2010/wordprocessingGroup" xmlns:wpi="http://schemas.microsoft.com/office/word/2010/wordprocessingInk" xmlns:wps="http://schemas.microsoft.com/office/word/2010/wordprocessingShape" mc:Ignorable="w14 wp14">
+  <w:p>
+    <w:pPr>
+      <w:pStyle w:val="Footer"/>
+      <w:jc w:val="left"/>
+    </w:pPr>
+    <w:r/>
+    <w:r>
+      <w:rPr>
+        <w:rFonts w:ascii="Times New Roman" w:hAnsi="Times New Roman"/>
+        <w:b w:val="0"/>
+        <w:color w:val="777777"/>
+        <w:sz w:val="17"/>
+      </w:rPr>
+      <w:t>Vertraulich | Bearbeitungsstand Juli 2026 | nur zur Aktenbearbeitung</w:t>
+    </w:r>
+  </w:p>
+</w:ftr>
+</file>
+
+<file path=word/header1.xml><?xml version="1.0" encoding="utf-8"?>
+<w:hdr xmlns:m="http://schemas.openxmlformats.org/officeDocument/2006/math" xmlns:mc="http://schemas.openxmlformats.org/markup-compatibility/2006" xmlns:mo="http://schemas.microsoft.com/office/mac/office/2008/main" xmlns:mv="urn:schemas-microsoft-com:mac:vml" xmlns:o="urn:schemas-microsoft-com:office:office" xmlns:r="http://schemas.openxmlformats.org/officeDocument/2006/relationships" xmlns:v="urn:schemas-microsoft-com:vml" xmlns:w10="urn:schemas-microsoft-com:office:word" xmlns:w14="http://schemas.microsoft.com/office/word/2010/wordml" xmlns:w="http://schemas.openxmlformats.org/wordprocessingml/2006/main" xmlns:wne="http://schemas.microsoft.com/office/word/2006/wordml" xmlns:wp14="http://schemas.microsoft.com/office/word/2010/wordprocessingDrawing" xmlns:wp="http://schemas.openxmlformats.org/drawingml/2006/wordprocessingDrawing" xmlns:wpc="http://schemas.microsoft.com/office/word/2010/wordprocessingCanvas" xmlns:wpg="http://schemas.microsoft.com/office/word/2010/wordprocessingGroup" xmlns:wpi="http://schemas.microsoft.com/office/word/2010/wordprocessingInk" xmlns:wps="http://schemas.microsoft.com/office/word/2010/wordprocessingShape" mc:Ignorable="w14 wp14">
+  <w:p>
+    <w:pPr>
+      <w:pStyle w:val="Header"/>
+      <w:jc w:val="left"/>
+    </w:pPr>
+    <w:r/>
+    <w:r>
+      <w:rPr>
+        <w:rFonts w:ascii="Times New Roman" w:hAnsi="Times New Roman"/>
+        <w:b w:val="0"/>
+        <w:i w:val="0"/>
+        <w:color w:val="666666"/>
+        <w:sz w:val="17"/>
+      </w:rPr>
+      <w:t>Hagemann &amp; Westarp Rechtsanwälte | Gesellschaftsrechtliche Arbeitsakte | Bearbeitungsstand Juli 2026</w:t>
+    </w:r>
+  </w:p>
+</w:hdr>
 </file>
 
 <file path=word/numbering.xml><?xml version="1.0" encoding="utf-8"?>
@@ -1643,11 +1763,12 @@
       <w:contextualSpacing/>
     </w:pPr>
     <w:rPr>
-      <w:rFonts w:asciiTheme="majorHAnsi" w:eastAsiaTheme="majorEastAsia" w:hAnsiTheme="majorHAnsi" w:cstheme="majorBidi"/>
+      <w:rFonts w:asciiTheme="majorHAnsi" w:eastAsiaTheme="majorEastAsia" w:hAnsiTheme="majorHAnsi" w:cstheme="majorBidi" w:ascii="Times New Roman" w:hAnsi="Times New Roman"/>
+      <w:b/>
       <w:color w:val="17365D" w:themeColor="text2" w:themeShade="BF"/>
       <w:spacing w:val="5"/>
       <w:kern w:val="28"/>
-      <w:sz w:val="52"/>
+      <w:sz w:val="30"/>
       <w:szCs w:val="52"/>
     </w:rPr>
   </w:style>
